--- a/Documents/Diverse stukken code DI-Lab.docx
+++ b/Documents/Diverse stukken code DI-Lab.docx
@@ -39,6 +39,9 @@
         <w:pStyle w:val="Kop1"/>
       </w:pPr>
       <w:r>
+        <w:rPr>
+          <w:noProof/>
+        </w:rPr>
         <w:drawing>
           <wp:anchor distT="0" distB="0" distL="114300" distR="114300" simplePos="0" relativeHeight="251663360" behindDoc="1" locked="0" layoutInCell="1" allowOverlap="1" wp14:anchorId="2BA61A34" wp14:editId="4A21D94C">
             <wp:simplePos x="0" y="0"/>
@@ -229,6 +232,9 @@
         </w:rPr>
       </w:pPr>
       <w:r>
+        <w:rPr>
+          <w:noProof/>
+        </w:rPr>
         <w:drawing>
           <wp:anchor distT="0" distB="0" distL="114300" distR="114300" simplePos="0" relativeHeight="251664384" behindDoc="1" locked="0" layoutInCell="1" allowOverlap="1" wp14:anchorId="6C0A5EB5" wp14:editId="4F11A167">
             <wp:simplePos x="0" y="0"/>
@@ -289,23 +295,15 @@
     <w:p>
       <w:pPr>
         <w:pStyle w:val="Kop1"/>
+        <w:rPr>
+          <w:lang w:val="en-GB"/>
+        </w:rPr>
       </w:pPr>
       <w:r>
+        <w:rPr>
+          <w:noProof/>
+        </w:rPr>
         <w:lastRenderedPageBreak/>
-        <w:br w:type="page"/>
-      </w:r>
-    </w:p>
-    <w:p>
-      <w:pPr>
-        <w:pStyle w:val="Kop1"/>
-        <w:rPr>
-          <w:lang w:val="en-GB"/>
-        </w:rPr>
-      </w:pPr>
-      <w:r>
-        <w:rPr>
-          <w:noProof/>
-        </w:rPr>
         <mc:AlternateContent>
           <mc:Choice Requires="wps">
             <w:drawing>
@@ -455,6 +453,9 @@
         </mc:AlternateContent>
       </w:r>
       <w:r>
+        <w:rPr>
+          <w:noProof/>
+        </w:rPr>
         <w:drawing>
           <wp:anchor distT="0" distB="0" distL="114300" distR="114300" simplePos="0" relativeHeight="251658240" behindDoc="1" locked="0" layoutInCell="1" allowOverlap="1" wp14:anchorId="4811CBB5" wp14:editId="22C3282D">
             <wp:simplePos x="0" y="0"/>
@@ -682,6 +683,9 @@
         </mc:AlternateContent>
       </w:r>
       <w:r>
+        <w:rPr>
+          <w:noProof/>
+        </w:rPr>
         <w:drawing>
           <wp:anchor distT="0" distB="0" distL="114300" distR="114300" simplePos="0" relativeHeight="251659264" behindDoc="1" locked="0" layoutInCell="1" allowOverlap="1" wp14:anchorId="1884C761" wp14:editId="5F6212F2">
             <wp:simplePos x="0" y="0"/>
